--- a/klagomål/A 62414-2023 FSC-klagomål.docx
+++ b/klagomål/A 62414-2023 FSC-klagomål.docx
@@ -987,7 +987,7 @@
     <w:r>
       <w:tab/>
       <w:tab/>
-      <w:t>2026-06-18</w:t>
+      <w:t>2026-06-19</w:t>
       <w:br/>
       <w:br/>
     </w:r>

--- a/klagomål/A 62414-2023 FSC-klagomål.docx
+++ b/klagomål/A 62414-2023 FSC-klagomål.docx
@@ -987,7 +987,7 @@
     <w:r>
       <w:tab/>
       <w:tab/>
-      <w:t>2026-06-19</w:t>
+      <w:t>2026-06-20</w:t>
       <w:br/>
       <w:br/>
     </w:r>

--- a/klagomål/A 62414-2023 FSC-klagomål.docx
+++ b/klagomål/A 62414-2023 FSC-klagomål.docx
@@ -168,38 +168,7 @@
     </w:p>
     <w:p>
       <w:r>
-        <w:t>Detta dokument behandlar höga naturvärden i avverkningsanmälan A 62414-2023 i Jönköpings kommun som inkom 2023-12-08 och omfattar 1,1 ha.</w:t>
-      </w:r>
-    </w:p>
-    <w:p>
-      <w:r>
-        <w:t>Nedan presenteras fynd av naturvårdsarter och fridlysta arter som gjorts i det avverkningsanmälda området, samt relevanta utdrag ur standarderna för FSC, Chain of Custody, Controlled Wood och PEFC. I BILAGA 1 finns artfakta om fridlysta arter.</w:t>
-      </w:r>
-    </w:p>
-    <w:p>
-      <w:r>
-        <w:t>Vi förväntar oss att ni återkommer med ett skriftligt svar på vårt klagomål och även beskriver vilka korrigerande åtgärder ni satt in för att rätta till identifierade brister i er efterlevnad av den svenska FSC standarden.</w:t>
-      </w:r>
-    </w:p>
-    <w:p>
-      <w:pPr>
-        <w:pStyle w:val="Heading1"/>
-      </w:pPr>
-      <w:r>
-        <w:t>Naturvårdsarter</w:t>
-      </w:r>
-    </w:p>
-    <w:p>
-      <w:r>
-        <w:t>Inom 19 meter från avverkningsanmälan har följande 6 naturvårdsarter hittats: grönsångare (NT, §4), talltita (NT, §4), grovticka (S, T), spillkråka (T, §4), kungsfågel (§4) och svartvit flugsnappare (§4). Av dessa är 2 rödlistade. För rödlistade arter har rödlistekategorin angivits inom parentes. Arter som är signalarter enligt Skogsstyrelsen har markerats med (S). Typiska arter inom Natura 2000 som är kopplade till skogsekosystem har markerats med (T). För fridlysta arter anges även paragrafen i Artskyddsförordningen som arten är fridlyst enligt.</w:t>
-      </w:r>
-    </w:p>
-    <w:p>
-      <w:r>
-        <w:t>De påträffade naturvårdsarterna är ett tydligt kvitto på att det rör sig om en skog med höga naturvärden.</w:t>
-      </w:r>
-      <w:r>
-        <w:t xml:space="preserve"> I Figur 1 visas fyndplatser för naturvårdsarter i området, som finns registrerade på Artportalen.</w:t>
+        <w:t>Detta klagomål behandlar höga naturvärden i avverkningsanmälan A 62414-2023 i Jönköpings kommun som inkom 2023-12-08 och omfattar 1,1 ha.</w:t>
       </w:r>
     </w:p>
     <w:p>
@@ -247,34 +216,35 @@
         <w:spacing w:after="240"/>
       </w:pPr>
       <w:r>
-        <w:t>Figur 1. Fyndplatser för naturvårdsarter inom 19 meter från avverkningsanmälan (röd linje). Markörer utan svart kant är placerade på fyndplatsen. Markörer med svart kant är placerade vid sidan av fyndplatsen och har ett svart streck som visar fyndplatsens exakta position. Kartans mittpunktskoordinat är N 6402245, E 454834 i SWEREF 99 TM.</w:t>
+        <w:t>Figur 1. Fyndplatser för naturvårdsarter inom 19 meter från avverkningsanmälan. Markörer utan svart kant är placerade på fyndplatsen. Markörer med svart kant är placerade vid sidan av fyndplatsen har ett svart streck som visar fyndplatsens exakta position. Kartans mittpunktskoordinat är N 6402245, E 454834 i SWEREF 99 TM.</w:t>
+      </w:r>
+    </w:p>
+    <w:p>
+      <w:r>
+        <w:t>Inom 19 meter från avverkningsanmälan finns fynd av 6 naturvårdsarter, varav 2 är rödlistade, 5 är fridlysta, 2 är typiska (T) och 1 är signalart (S): grönsångare (NT, §4), talltita (NT, §4), grovticka (S, T), spillkråka (T, §4), kungsfågel (§4) och svartvit flugsnappare (§4). Se Figur 1.</w:t>
+      </w:r>
+    </w:p>
+    <w:p>
+      <w:r>
+        <w:t>Nedan presenteras relevanta utdrag ur standarderna för FSC, Chain of Custody, Controlled Wood och PEFC.</w:t>
+      </w:r>
+    </w:p>
+    <w:p>
+      <w:r>
+        <w:t>Vi förväntar oss att ni återkommer med ett skriftligt svar på vårt klagomål och även beskriver vilka korrigerande åtgärder ni satt in för att rätta till identifierade brister i er efterlevnad av den svenska FSC standarden.</w:t>
       </w:r>
     </w:p>
     <w:p>
       <w:pPr>
-        <w:pStyle w:val="Heading2"/>
+        <w:pStyle w:val="Heading1"/>
       </w:pPr>
       <w:r>
-        <w:t>Fridlysta arter</w:t>
+        <w:t>Naturvårdsarter och fridlysta arter</w:t>
       </w:r>
     </w:p>
     <w:p>
       <w:r>
-        <w:t>Följande fridlysta arter har sina livsmiljöer och växtplatser i den avverkningsanmälda skogen: grönsångare (NT, §4), talltita (NT, §4), spillkråka (T, §4), kungsfågel (§4) och svartvit flugsnappare (§4).</w:t>
-      </w:r>
-    </w:p>
-    <w:p>
-      <w:r>
-        <w:t xml:space="preserve">Observera att medlemsländerna är skyldiga att agera i enlighet med EU:s fågeldirektiv där det uttryckligen står att direktivet gäller för fåglar samt för deras ägg, bon och </w:t>
-      </w:r>
-      <w:r>
-        <w:rPr>
-          <w:b/>
-        </w:rPr>
-        <w:t xml:space="preserve">livsmiljöer </w:t>
-      </w:r>
-      <w:r>
-        <w:t>(artikel 1). Vidare att de åtgärder som vidtas inte får leda till en försämring av den nuvarande situationen beträffande bevarandet av de fågelarter som avses i artikel 1 (artikel 13). Fågeldirektivet är styrande för tillsynsansvariga myndigheters ärendehantering, ställningstaganden och beslutsfattande.</w:t>
+        <w:t>Nedan följer beskrivningar av de naturvårdsarter och fridlysta arter som har sina livsmiljöer och växtplatser i den avverkningsanmälda skogen. Se även ytterligare artfakta i BILAGA 1. De påträffade naturvårdsarterna är ett tydligt kvitto på att det rör sig om en skog med höga naturvärden.</w:t>
       </w:r>
     </w:p>
     <w:p>
@@ -286,6 +256,37 @@
       </w:r>
       <w:r>
         <w:t xml:space="preserve"> är rödlistad som nära hotad (NT) och fridlyst enligt 4§ artskyddsförordningen. Den har minskat med 17 (6–24) % under de senaste 10 åren och minskningstakten för den svenska populationen bedöms vara nära gränsvärdet för Sårbar (VU). (A2b). Arten häckar i högstammig skog, främst lövskog men även i granskog, i regel utan kraftigare undervegetation. Den förekommer i södra och mellersta Sverige samt i Norrlands kustland norrut till Norrbotten. Förekommer dessutom sällsynt i Norrlands inland (SLU Artdatabanken, 2024). Orsaken till grönsångarens nedgång och är oklar varvid det är viktigt att försiktighetsprincipen enligt 2 kap. 3 § miljöbalken tillämpas för att bevara artens livsmiljöer och vända den negativa trenden.</w:t>
+      </w:r>
+    </w:p>
+    <w:p>
+      <w:r>
+        <w:rPr>
+          <w:b/>
+        </w:rPr>
+        <w:t>Talltita (NT, §4)</w:t>
+      </w:r>
+      <w:r>
+        <w:t>, rödlistad som nära hotad och prioriterad art i Skogsvårdslagen, har häckningsrevir i anmälan. Arten har minskat kraftigt de senaste 30 åren och minskningstakten innevarande 10-årsperiod beräknas till 20 (10–30) %. Talltitan är synnerligen trogen sitt cirka 15 hektar stora revir och är beroende av flerskiktade olikåldriga skogar för att kunna föda upp sina ungar. Talltitan försvinner om dess livsmiljö kalavverkas (Eggers &amp; Low, 2014; Ekman, 1979; Griesser et al, 2007; Klein, 2020; Siffczyk et al, 2003; SLU Artdatabanken, 2021).</w:t>
+      </w:r>
+    </w:p>
+    <w:p>
+      <w:r>
+        <w:rPr>
+          <w:b/>
+        </w:rPr>
+        <w:t>Grovticka</w:t>
+      </w:r>
+      <w:r>
+        <w:t xml:space="preserve"> är i skogslandskapet främst knuten till naturskogsartad äldre barrskog. Den är där en värdefull ”gammelskogsindikator” och påträffas mest vid tallar som är över 200 år gamla.  Grovticka är typisk art för </w:t>
+      </w:r>
+      <w:r>
+        <w:rPr>
+          <w:i/>
+        </w:rPr>
+        <w:t xml:space="preserve">9060 Åsbarrskog </w:t>
+      </w:r>
+      <w:r>
+        <w:t>(Nitare &amp; Skogsstyrelsen, 2019; SLU Artdatabanken, 2025).</w:t>
       </w:r>
     </w:p>
     <w:p>
@@ -315,50 +316,6 @@
       </w:r>
       <w:r>
         <w:t>. Den behöver grova träd, främst tall, asp och bok som boträd. Skogsbruk med korta omloppstider och täta, homogena ungskogar utgör det största hotet. Spillkråka är en nyckelart i skogliga miljöer vars övergivna bohål utnyttjas av flera andra hålhäckande fågelarter och fladdermöss, däribland pärluggla (EN, §4), knipa (§4), salskrake (§4) och skogsduva (§4). Hökuggla (VU, §4) och slaguggla (§4) häckar ofta i högstubbar som brutits av i höjd med ett gammalt spillkråkebo (SLU Artdatabanken, 2026; Skogsstyrelsen, 2016).</w:t>
-      </w:r>
-    </w:p>
-    <w:p>
-      <w:r>
-        <w:rPr>
-          <w:b/>
-        </w:rPr>
-        <w:t>Talltita (NT, §4)</w:t>
-      </w:r>
-      <w:r>
-        <w:t>, rödlistad som nära hotad och prioriterad art i Skogsvårdslagen, har häckningsrevir i anmälan. Arten har minskat kraftigt de senaste 30 åren och minskningstakten innevarande 10-årsperiod beräknas till 20 (10–30) %. Talltitan är synnerligen trogen sitt cirka 15 hektar stora revir och är beroende av flerskiktade olikåldriga skogar för att kunna föda upp sina ungar. Talltitan försvinner om dess livsmiljö kalavverkas (Eggers &amp; Low, 2014; Ekman, 1979; Griesser et al, 2007; Klein, 2020; Siffczyk et al, 2003; SLU Artdatabanken, 2021).</w:t>
-      </w:r>
-    </w:p>
-    <w:p>
-      <w:r>
-        <w:t>I BILAGA 1 finns mer detaljerad information om ekologi samt krav på livsmiljö hos fridlysta arter.</w:t>
-      </w:r>
-    </w:p>
-    <w:p>
-      <w:pPr>
-        <w:pStyle w:val="Heading2"/>
-      </w:pPr>
-      <w:r>
-        <w:t>Övriga naturvårdsarter</w:t>
-      </w:r>
-    </w:p>
-    <w:p>
-      <w:r>
-        <w:rPr>
-          <w:b/>
-        </w:rPr>
-        <w:t>Grovticka</w:t>
-      </w:r>
-      <w:r>
-        <w:t xml:space="preserve"> är i skogslandskapet främst knuten till naturskogsartad äldre barrskog. Den är där en värdefull ”gammelskogsindikator” och påträffas mest vid tallar som är över 200 år gamla.  Grovticka är typisk art för </w:t>
-      </w:r>
-      <w:r>
-        <w:rPr>
-          <w:i/>
-        </w:rPr>
-        <w:t xml:space="preserve">9060 Åsbarrskog </w:t>
-      </w:r>
-      <w:r>
-        <w:t>(Nitare &amp; Skogsstyrelsen, 2019; SLU Artdatabanken, 2025).</w:t>
       </w:r>
     </w:p>
     <w:p>
@@ -672,78 +629,6 @@
         <w:pStyle w:val="Heading1"/>
       </w:pPr>
       <w:r>
-        <w:t>Spillkråka – ekologi samt krav på livsmiljön</w:t>
-      </w:r>
-    </w:p>
-    <w:p>
-      <w:r>
-        <w:t xml:space="preserve">Spillkråka (§4) ingår i bilaga 1 EU:s fågeldirektiv och är typisk art för </w:t>
-      </w:r>
-      <w:r>
-        <w:rPr>
-          <w:i/>
-        </w:rPr>
-        <w:t xml:space="preserve">9010 Taiga </w:t>
-      </w:r>
-      <w:r>
-        <w:t>och</w:t>
-      </w:r>
-      <w:r>
-        <w:rPr>
-          <w:i/>
-        </w:rPr>
-        <w:t xml:space="preserve"> 9740 Skogsbevuxen myr</w:t>
-      </w:r>
-      <w:r>
-        <w:t>. Den lever i både barr- och blandskog liksom i ren lövskog. De tätaste populationerna tenderar att finnas i äldre, variationsrik blandskog med gott om död ved och gamla träd. Varje par utnyttjar 400–1000 hektar skog beroende på skogens kvalitet. Skogsbruk med korta omloppstider och täta, homogena ungskogar utgör det största hotet (SLU Artdatabanken, 2026).</w:t>
-      </w:r>
-    </w:p>
-    <w:p>
-      <w:r>
-        <w:t>Spillkråka är en nyckelart i skogliga miljöer vars övergivna bohål utnyttjas av flera andra hålhäckande fågelarter och fladdermöss, däribland pärluggla (EN, §4), knipa (§4), salskrake (§4) och skogsduva (§4). Hökuggla (VU, §4) och slaguggla (§4) häckar ofta i högstubbar som brutits av i höjd med ett gammalt spillkråkebo (Skogsstyrelsen, 2016).</w:t>
-      </w:r>
-    </w:p>
-    <w:p>
-      <w:pPr>
-        <w:pStyle w:val="Heading2"/>
-      </w:pPr>
-      <w:r>
-        <w:t>Referenser – spillkråka</w:t>
-      </w:r>
-    </w:p>
-    <w:p>
-      <w:r>
-        <w:t xml:space="preserve">Skogsstyrelsen, 2016. </w:t>
-      </w:r>
-      <w:r>
-        <w:rPr>
-          <w:i/>
-        </w:rPr>
-        <w:t xml:space="preserve">Vägledning för hänsyn till spillkråka. </w:t>
-      </w:r>
-      <w:r>
-        <w:t>Vägledningar och kunskapsstöd artskydd – Skogsstyrelsen.</w:t>
-      </w:r>
-    </w:p>
-    <w:p>
-      <w:r>
-        <w:t xml:space="preserve">SLU Artdatabanken, 2026. </w:t>
-      </w:r>
-      <w:r>
-        <w:rPr>
-          <w:i/>
-        </w:rPr>
-        <w:t xml:space="preserve">Artfaktablad. Naturvård – artfakta. </w:t>
-      </w:r>
-      <w:r>
-        <w:t>SLU Artdatabanken, Uppsala.</w:t>
-      </w:r>
-    </w:p>
-    <w:p>
-      <w:pPr>
-        <w:pStyle w:val="Heading1"/>
-      </w:pPr>
-      <w:r>
         <w:t>Talltita – ekologi samt krav på livsmiljön</w:t>
       </w:r>
     </w:p>
@@ -859,6 +744,78 @@
         <w:t>SLU Artdatabanken, Uppsala</w:t>
       </w:r>
     </w:p>
+    <w:p>
+      <w:pPr>
+        <w:pStyle w:val="Heading1"/>
+      </w:pPr>
+      <w:r>
+        <w:t>Spillkråka – ekologi samt krav på livsmiljön</w:t>
+      </w:r>
+    </w:p>
+    <w:p>
+      <w:r>
+        <w:t xml:space="preserve">Spillkråka (§4) ingår i bilaga 1 EU:s fågeldirektiv och är typisk art för </w:t>
+      </w:r>
+      <w:r>
+        <w:rPr>
+          <w:i/>
+        </w:rPr>
+        <w:t xml:space="preserve">9010 Taiga </w:t>
+      </w:r>
+      <w:r>
+        <w:t>och</w:t>
+      </w:r>
+      <w:r>
+        <w:rPr>
+          <w:i/>
+        </w:rPr>
+        <w:t xml:space="preserve"> 9740 Skogsbevuxen myr</w:t>
+      </w:r>
+      <w:r>
+        <w:t>. Den lever i både barr- och blandskog liksom i ren lövskog. De tätaste populationerna tenderar att finnas i äldre, variationsrik blandskog med gott om död ved och gamla träd. Varje par utnyttjar 400–1000 hektar skog beroende på skogens kvalitet. Skogsbruk med korta omloppstider och täta, homogena ungskogar utgör det största hotet (SLU Artdatabanken, 2026).</w:t>
+      </w:r>
+    </w:p>
+    <w:p>
+      <w:r>
+        <w:t>Spillkråka är en nyckelart i skogliga miljöer vars övergivna bohål utnyttjas av flera andra hålhäckande fågelarter och fladdermöss, däribland pärluggla (EN, §4), knipa (§4), salskrake (§4) och skogsduva (§4). Hökuggla (VU, §4) och slaguggla (§4) häckar ofta i högstubbar som brutits av i höjd med ett gammalt spillkråkebo (Skogsstyrelsen, 2016).</w:t>
+      </w:r>
+    </w:p>
+    <w:p>
+      <w:pPr>
+        <w:pStyle w:val="Heading2"/>
+      </w:pPr>
+      <w:r>
+        <w:t>Referenser – spillkråka</w:t>
+      </w:r>
+    </w:p>
+    <w:p>
+      <w:r>
+        <w:t xml:space="preserve">Skogsstyrelsen, 2016. </w:t>
+      </w:r>
+      <w:r>
+        <w:rPr>
+          <w:i/>
+        </w:rPr>
+        <w:t xml:space="preserve">Vägledning för hänsyn till spillkråka. </w:t>
+      </w:r>
+      <w:r>
+        <w:t>Vägledningar och kunskapsstöd artskydd – Skogsstyrelsen.</w:t>
+      </w:r>
+    </w:p>
+    <w:p>
+      <w:r>
+        <w:t xml:space="preserve">SLU Artdatabanken, 2026. </w:t>
+      </w:r>
+      <w:r>
+        <w:rPr>
+          <w:i/>
+        </w:rPr>
+        <w:t xml:space="preserve">Artfaktablad. Naturvård – artfakta. </w:t>
+      </w:r>
+      <w:r>
+        <w:t>SLU Artdatabanken, Uppsala.</w:t>
+      </w:r>
+    </w:p>
     <w:sectPr>
       <w:headerReference w:type="even" r:id="rId8"/>
       <w:headerReference w:type="default" r:id="rId9"/>
@@ -987,7 +944,7 @@
     <w:r>
       <w:tab/>
       <w:tab/>
-      <w:t>2026-06-20</w:t>
+      <w:t>2026-06-21</w:t>
       <w:br/>
       <w:br/>
     </w:r>

--- a/klagomål/A 62414-2023 FSC-klagomål.docx
+++ b/klagomål/A 62414-2023 FSC-klagomål.docx
@@ -944,7 +944,7 @@
     <w:r>
       <w:tab/>
       <w:tab/>
-      <w:t>2026-06-21</w:t>
+      <w:t>2026-06-22</w:t>
       <w:br/>
       <w:br/>
     </w:r>

--- a/klagomål/A 62414-2023 FSC-klagomål.docx
+++ b/klagomål/A 62414-2023 FSC-klagomål.docx
@@ -944,7 +944,7 @@
     <w:r>
       <w:tab/>
       <w:tab/>
-      <w:t>2026-06-22</w:t>
+      <w:t>2026-06-23</w:t>
       <w:br/>
       <w:br/>
     </w:r>

--- a/klagomål/A 62414-2023 FSC-klagomål.docx
+++ b/klagomål/A 62414-2023 FSC-klagomål.docx
@@ -944,7 +944,7 @@
     <w:r>
       <w:tab/>
       <w:tab/>
-      <w:t>2026-06-23</w:t>
+      <w:t>2026-06-24</w:t>
       <w:br/>
       <w:br/>
     </w:r>

--- a/klagomål/A 62414-2023 FSC-klagomål.docx
+++ b/klagomål/A 62414-2023 FSC-klagomål.docx
@@ -944,7 +944,7 @@
     <w:r>
       <w:tab/>
       <w:tab/>
-      <w:t>2026-06-24</w:t>
+      <w:t>2026-06-25</w:t>
       <w:br/>
       <w:br/>
     </w:r>

--- a/klagomål/A 62414-2023 FSC-klagomål.docx
+++ b/klagomål/A 62414-2023 FSC-klagomål.docx
@@ -944,7 +944,7 @@
     <w:r>
       <w:tab/>
       <w:tab/>
-      <w:t>2026-06-25</w:t>
+      <w:t>2026-06-26</w:t>
       <w:br/>
       <w:br/>
     </w:r>

--- a/klagomål/A 62414-2023 FSC-klagomål.docx
+++ b/klagomål/A 62414-2023 FSC-klagomål.docx
@@ -944,7 +944,7 @@
     <w:r>
       <w:tab/>
       <w:tab/>
-      <w:t>2026-06-26</w:t>
+      <w:t>2026-06-27</w:t>
       <w:br/>
       <w:br/>
     </w:r>

--- a/klagomål/A 62414-2023 FSC-klagomål.docx
+++ b/klagomål/A 62414-2023 FSC-klagomål.docx
@@ -944,7 +944,7 @@
     <w:r>
       <w:tab/>
       <w:tab/>
-      <w:t>2026-06-27</w:t>
+      <w:t>2026-06-28</w:t>
       <w:br/>
       <w:br/>
     </w:r>

--- a/klagomål/A 62414-2023 FSC-klagomål.docx
+++ b/klagomål/A 62414-2023 FSC-klagomål.docx
@@ -944,7 +944,7 @@
     <w:r>
       <w:tab/>
       <w:tab/>
-      <w:t>2026-06-28</w:t>
+      <w:t>2026-06-29</w:t>
       <w:br/>
       <w:br/>
     </w:r>

--- a/klagomål/A 62414-2023 FSC-klagomål.docx
+++ b/klagomål/A 62414-2023 FSC-klagomål.docx
@@ -944,7 +944,7 @@
     <w:r>
       <w:tab/>
       <w:tab/>
-      <w:t>2026-06-29</w:t>
+      <w:t>2026-06-30</w:t>
       <w:br/>
       <w:br/>
     </w:r>

--- a/klagomål/A 62414-2023 FSC-klagomål.docx
+++ b/klagomål/A 62414-2023 FSC-klagomål.docx
@@ -944,7 +944,7 @@
     <w:r>
       <w:tab/>
       <w:tab/>
-      <w:t>2026-06-30</w:t>
+      <w:t>2026-07-01</w:t>
       <w:br/>
       <w:br/>
     </w:r>

--- a/klagomål/A 62414-2023 FSC-klagomål.docx
+++ b/klagomål/A 62414-2023 FSC-klagomål.docx
@@ -944,7 +944,7 @@
     <w:r>
       <w:tab/>
       <w:tab/>
-      <w:t>2026-07-01</w:t>
+      <w:t>2026-07-02</w:t>
       <w:br/>
       <w:br/>
     </w:r>

--- a/klagomål/A 62414-2023 FSC-klagomål.docx
+++ b/klagomål/A 62414-2023 FSC-klagomål.docx
@@ -944,7 +944,7 @@
     <w:r>
       <w:tab/>
       <w:tab/>
-      <w:t>2026-07-13</w:t>
+      <w:t>2026-07-14</w:t>
       <w:br/>
       <w:br/>
     </w:r>

--- a/klagomål/A 62414-2023 FSC-klagomål.docx
+++ b/klagomål/A 62414-2023 FSC-klagomål.docx
@@ -944,7 +944,7 @@
     <w:r>
       <w:tab/>
       <w:tab/>
-      <w:t>2026-07-14</w:t>
+      <w:t>2026-07-15</w:t>
       <w:br/>
       <w:br/>
     </w:r>

--- a/klagomål/A 62414-2023 FSC-klagomål.docx
+++ b/klagomål/A 62414-2023 FSC-klagomål.docx
@@ -944,7 +944,7 @@
     <w:r>
       <w:tab/>
       <w:tab/>
-      <w:t>2026-07-15</w:t>
+      <w:t>2026-07-16</w:t>
       <w:br/>
       <w:br/>
     </w:r>

--- a/klagomål/A 62414-2023 FSC-klagomål.docx
+++ b/klagomål/A 62414-2023 FSC-klagomål.docx
@@ -944,7 +944,7 @@
     <w:r>
       <w:tab/>
       <w:tab/>
-      <w:t>2026-07-16</w:t>
+      <w:t>2026-07-17</w:t>
       <w:br/>
       <w:br/>
     </w:r>

--- a/klagomål/A 62414-2023 FSC-klagomål.docx
+++ b/klagomål/A 62414-2023 FSC-klagomål.docx
@@ -944,7 +944,7 @@
     <w:r>
       <w:tab/>
       <w:tab/>
-      <w:t>2026-07-17</w:t>
+      <w:t>2026-07-18</w:t>
       <w:br/>
       <w:br/>
     </w:r>

--- a/klagomål/A 62414-2023 FSC-klagomål.docx
+++ b/klagomål/A 62414-2023 FSC-klagomål.docx
@@ -944,7 +944,7 @@
     <w:r>
       <w:tab/>
       <w:tab/>
-      <w:t>2026-07-18</w:t>
+      <w:t>2026-07-19</w:t>
       <w:br/>
       <w:br/>
     </w:r>

--- a/klagomål/A 62414-2023 FSC-klagomål.docx
+++ b/klagomål/A 62414-2023 FSC-klagomål.docx
@@ -944,7 +944,7 @@
     <w:r>
       <w:tab/>
       <w:tab/>
-      <w:t>2026-07-19</w:t>
+      <w:t>2026-07-20</w:t>
       <w:br/>
       <w:br/>
     </w:r>

--- a/klagomål/A 62414-2023 FSC-klagomål.docx
+++ b/klagomål/A 62414-2023 FSC-klagomål.docx
@@ -944,7 +944,7 @@
     <w:r>
       <w:tab/>
       <w:tab/>
-      <w:t>2026-07-20</w:t>
+      <w:t>2026-07-21</w:t>
       <w:br/>
       <w:br/>
     </w:r>

--- a/klagomål/A 62414-2023 FSC-klagomål.docx
+++ b/klagomål/A 62414-2023 FSC-klagomål.docx
@@ -944,7 +944,7 @@
     <w:r>
       <w:tab/>
       <w:tab/>
-      <w:t>2026-07-21</w:t>
+      <w:t>2026-07-22</w:t>
       <w:br/>
       <w:br/>
     </w:r>

--- a/klagomål/A 62414-2023 FSC-klagomål.docx
+++ b/klagomål/A 62414-2023 FSC-klagomål.docx
@@ -944,7 +944,7 @@
     <w:r>
       <w:tab/>
       <w:tab/>
-      <w:t>2026-07-22</w:t>
+      <w:t>2026-07-23</w:t>
       <w:br/>
       <w:br/>
     </w:r>

--- a/klagomål/A 62414-2023 FSC-klagomål.docx
+++ b/klagomål/A 62414-2023 FSC-klagomål.docx
@@ -944,7 +944,7 @@
     <w:r>
       <w:tab/>
       <w:tab/>
-      <w:t>2026-07-23</w:t>
+      <w:t>2026-07-24</w:t>
       <w:br/>
       <w:br/>
     </w:r>

--- a/klagomål/A 62414-2023 FSC-klagomål.docx
+++ b/klagomål/A 62414-2023 FSC-klagomål.docx
@@ -944,7 +944,7 @@
     <w:r>
       <w:tab/>
       <w:tab/>
-      <w:t>2026-07-24</w:t>
+      <w:t>2026-07-25</w:t>
       <w:br/>
       <w:br/>
     </w:r>

--- a/klagomål/A 62414-2023 FSC-klagomål.docx
+++ b/klagomål/A 62414-2023 FSC-klagomål.docx
@@ -944,7 +944,7 @@
     <w:r>
       <w:tab/>
       <w:tab/>
-      <w:t>2026-07-25</w:t>
+      <w:t>2026-07-26</w:t>
       <w:br/>
       <w:br/>
     </w:r>

--- a/klagomål/A 62414-2023 FSC-klagomål.docx
+++ b/klagomål/A 62414-2023 FSC-klagomål.docx
@@ -944,7 +944,7 @@
     <w:r>
       <w:tab/>
       <w:tab/>
-      <w:t>2026-07-26</w:t>
+      <w:t>2026-07-27</w:t>
       <w:br/>
       <w:br/>
     </w:r>

--- a/klagomål/A 62414-2023 FSC-klagomål.docx
+++ b/klagomål/A 62414-2023 FSC-klagomål.docx
@@ -944,7 +944,7 @@
     <w:r>
       <w:tab/>
       <w:tab/>
-      <w:t>2026-07-27</w:t>
+      <w:t>2026-07-28</w:t>
       <w:br/>
       <w:br/>
     </w:r>

--- a/klagomål/A 62414-2023 FSC-klagomål.docx
+++ b/klagomål/A 62414-2023 FSC-klagomål.docx
@@ -944,7 +944,7 @@
     <w:r>
       <w:tab/>
       <w:tab/>
-      <w:t>2026-07-28</w:t>
+      <w:t>2026-07-29</w:t>
       <w:br/>
       <w:br/>
     </w:r>

--- a/klagomål/A 62414-2023 FSC-klagomål.docx
+++ b/klagomål/A 62414-2023 FSC-klagomål.docx
@@ -944,7 +944,7 @@
     <w:r>
       <w:tab/>
       <w:tab/>
-      <w:t>2026-07-29</w:t>
+      <w:t>2026-07-30</w:t>
       <w:br/>
       <w:br/>
     </w:r>

--- a/klagomål/A 62414-2023 FSC-klagomål.docx
+++ b/klagomål/A 62414-2023 FSC-klagomål.docx
@@ -944,7 +944,7 @@
     <w:r>
       <w:tab/>
       <w:tab/>
-      <w:t>2026-07-30</w:t>
+      <w:t>2026-07-31</w:t>
       <w:br/>
       <w:br/>
     </w:r>

--- a/klagomål/A 62414-2023 FSC-klagomål.docx
+++ b/klagomål/A 62414-2023 FSC-klagomål.docx
@@ -944,7 +944,7 @@
     <w:r>
       <w:tab/>
       <w:tab/>
-      <w:t>2026-07-31</w:t>
+      <w:t>2026-08-01</w:t>
       <w:br/>
       <w:br/>
     </w:r>

--- a/klagomål/A 62414-2023 FSC-klagomål.docx
+++ b/klagomål/A 62414-2023 FSC-klagomål.docx
@@ -944,7 +944,7 @@
     <w:r>
       <w:tab/>
       <w:tab/>
-      <w:t>2026-08-01</w:t>
+      <w:t>2026-08-02</w:t>
       <w:br/>
       <w:br/>
     </w:r>

--- a/klagomål/A 62414-2023 FSC-klagomål.docx
+++ b/klagomål/A 62414-2023 FSC-klagomål.docx
@@ -944,7 +944,7 @@
     <w:r>
       <w:tab/>
       <w:tab/>
-      <w:t>2026-08-02</w:t>
+      <w:t>2026-08-03</w:t>
       <w:br/>
       <w:br/>
     </w:r>

--- a/klagomål/A 62414-2023 FSC-klagomål.docx
+++ b/klagomål/A 62414-2023 FSC-klagomål.docx
@@ -944,7 +944,7 @@
     <w:r>
       <w:tab/>
       <w:tab/>
-      <w:t>2026-08-03</w:t>
+      <w:t>2026-08-05</w:t>
       <w:br/>
       <w:br/>
     </w:r>

--- a/klagomål/A 62414-2023 FSC-klagomål.docx
+++ b/klagomål/A 62414-2023 FSC-klagomål.docx
@@ -944,7 +944,7 @@
     <w:r>
       <w:tab/>
       <w:tab/>
-      <w:t>2026-08-05</w:t>
+      <w:t>2026-08-07</w:t>
       <w:br/>
       <w:br/>
     </w:r>

--- a/klagomål/A 62414-2023 FSC-klagomål.docx
+++ b/klagomål/A 62414-2023 FSC-klagomål.docx
@@ -944,7 +944,7 @@
     <w:r>
       <w:tab/>
       <w:tab/>
-      <w:t>2026-08-07</w:t>
+      <w:t>2026-08-08</w:t>
       <w:br/>
       <w:br/>
     </w:r>

--- a/klagomål/A 62414-2023 FSC-klagomål.docx
+++ b/klagomål/A 62414-2023 FSC-klagomål.docx
@@ -216,7 +216,7 @@
         <w:spacing w:after="240"/>
       </w:pPr>
       <w:r>
-        <w:t>Figur 1. Fyndplatser för naturvårdsarter inom 19 meter från avverkningsanmälan. Markörer utan svart kant är placerade på fyndplatsen. Markörer med svart kant är placerade vid sidan av fyndplatsen har ett svart streck som visar fyndplatsens exakta position. Kartans mittpunktskoordinat är N 6402245, E 454834 i SWEREF 99 TM.</w:t>
+        <w:t>Figur 1. Fyndplatser för naturvårdsarter inom 19 meter från avverkningsanmälan. Markörer utan svart kant är placerade på fyndplatsen. Markörer med svart kant är placerade vid sidan av fyndplatsen och har ett svart streck som visar fyndplatsens exakta position. Kartans mittpunktskoordinat är N 6402245, E 454834 i SWEREF 99 TM.</w:t>
       </w:r>
     </w:p>
     <w:p>
@@ -944,7 +944,7 @@
     <w:r>
       <w:tab/>
       <w:tab/>
-      <w:t>2026-08-14</w:t>
+      <w:t>2026-08-15</w:t>
       <w:br/>
       <w:br/>
     </w:r>

--- a/klagomål/A 62414-2023 FSC-klagomål.docx
+++ b/klagomål/A 62414-2023 FSC-klagomål.docx
@@ -944,7 +944,7 @@
     <w:r>
       <w:tab/>
       <w:tab/>
-      <w:t>2026-08-15</w:t>
+      <w:t>2026-08-16</w:t>
       <w:br/>
       <w:br/>
     </w:r>

--- a/klagomål/A 62414-2023 FSC-klagomål.docx
+++ b/klagomål/A 62414-2023 FSC-klagomål.docx
@@ -944,7 +944,7 @@
     <w:r>
       <w:tab/>
       <w:tab/>
-      <w:t>2026-08-16</w:t>
+      <w:t>2026-08-17</w:t>
       <w:br/>
       <w:br/>
     </w:r>

--- a/klagomål/A 62414-2023 FSC-klagomål.docx
+++ b/klagomål/A 62414-2023 FSC-klagomål.docx
@@ -944,7 +944,7 @@
     <w:r>
       <w:tab/>
       <w:tab/>
-      <w:t>2026-08-17</w:t>
+      <w:t>2026-08-18</w:t>
       <w:br/>
       <w:br/>
     </w:r>

--- a/klagomål/A 62414-2023 FSC-klagomål.docx
+++ b/klagomål/A 62414-2023 FSC-klagomål.docx
@@ -944,7 +944,7 @@
     <w:r>
       <w:tab/>
       <w:tab/>
-      <w:t>2026-08-18</w:t>
+      <w:t>2026-08-19</w:t>
       <w:br/>
       <w:br/>
     </w:r>

--- a/klagomål/A 62414-2023 FSC-klagomål.docx
+++ b/klagomål/A 62414-2023 FSC-klagomål.docx
@@ -944,7 +944,7 @@
     <w:r>
       <w:tab/>
       <w:tab/>
-      <w:t>2026-08-19</w:t>
+      <w:t>2026-08-20</w:t>
       <w:br/>
       <w:br/>
     </w:r>

--- a/klagomål/A 62414-2023 FSC-klagomål.docx
+++ b/klagomål/A 62414-2023 FSC-klagomål.docx
@@ -944,7 +944,7 @@
     <w:r>
       <w:tab/>
       <w:tab/>
-      <w:t>2026-08-20</w:t>
+      <w:t>2026-08-21</w:t>
       <w:br/>
       <w:br/>
     </w:r>

--- a/klagomål/A 62414-2023 FSC-klagomål.docx
+++ b/klagomål/A 62414-2023 FSC-klagomål.docx
@@ -944,7 +944,7 @@
     <w:r>
       <w:tab/>
       <w:tab/>
-      <w:t>2026-08-21</w:t>
+      <w:t>2026-08-22</w:t>
       <w:br/>
       <w:br/>
     </w:r>

--- a/klagomål/A 62414-2023 FSC-klagomål.docx
+++ b/klagomål/A 62414-2023 FSC-klagomål.docx
@@ -944,7 +944,7 @@
     <w:r>
       <w:tab/>
       <w:tab/>
-      <w:t>2026-08-22</w:t>
+      <w:t>2026-08-23</w:t>
       <w:br/>
       <w:br/>
     </w:r>

--- a/klagomål/A 62414-2023 FSC-klagomål.docx
+++ b/klagomål/A 62414-2023 FSC-klagomål.docx
@@ -944,7 +944,7 @@
     <w:r>
       <w:tab/>
       <w:tab/>
-      <w:t>2026-08-23</w:t>
+      <w:t>2026-08-24</w:t>
       <w:br/>
       <w:br/>
     </w:r>

--- a/klagomål/A 62414-2023 FSC-klagomål.docx
+++ b/klagomål/A 62414-2023 FSC-klagomål.docx
@@ -944,7 +944,7 @@
     <w:r>
       <w:tab/>
       <w:tab/>
-      <w:t>2026-08-24</w:t>
+      <w:t>2026-08-25</w:t>
       <w:br/>
       <w:br/>
     </w:r>

--- a/klagomål/A 62414-2023 FSC-klagomål.docx
+++ b/klagomål/A 62414-2023 FSC-klagomål.docx
@@ -944,7 +944,7 @@
     <w:r>
       <w:tab/>
       <w:tab/>
-      <w:t>2026-08-25</w:t>
+      <w:t>2026-08-26</w:t>
       <w:br/>
       <w:br/>
     </w:r>

--- a/klagomål/A 62414-2023 FSC-klagomål.docx
+++ b/klagomål/A 62414-2023 FSC-klagomål.docx
@@ -944,7 +944,7 @@
     <w:r>
       <w:tab/>
       <w:tab/>
-      <w:t>2026-08-26</w:t>
+      <w:t>2026-08-27</w:t>
       <w:br/>
       <w:br/>
     </w:r>

--- a/klagomål/A 62414-2023 FSC-klagomål.docx
+++ b/klagomål/A 62414-2023 FSC-klagomål.docx
@@ -944,7 +944,7 @@
     <w:r>
       <w:tab/>
       <w:tab/>
-      <w:t>2026-08-27</w:t>
+      <w:t>2026-08-28</w:t>
       <w:br/>
       <w:br/>
     </w:r>

--- a/klagomål/A 62414-2023 FSC-klagomål.docx
+++ b/klagomål/A 62414-2023 FSC-klagomål.docx
@@ -944,7 +944,7 @@
     <w:r>
       <w:tab/>
       <w:tab/>
-      <w:t>2026-08-28</w:t>
+      <w:t>2026-08-29</w:t>
       <w:br/>
       <w:br/>
     </w:r>

--- a/klagomål/A 62414-2023 FSC-klagomål.docx
+++ b/klagomål/A 62414-2023 FSC-klagomål.docx
@@ -944,7 +944,7 @@
     <w:r>
       <w:tab/>
       <w:tab/>
-      <w:t>2026-08-29</w:t>
+      <w:t>2026-08-31</w:t>
       <w:br/>
       <w:br/>
     </w:r>

--- a/klagomål/A 62414-2023 FSC-klagomål.docx
+++ b/klagomål/A 62414-2023 FSC-klagomål.docx
@@ -944,7 +944,7 @@
     <w:r>
       <w:tab/>
       <w:tab/>
-      <w:t>2026-08-31</w:t>
+      <w:t>2026-09-01</w:t>
       <w:br/>
       <w:br/>
     </w:r>

--- a/klagomål/A 62414-2023 FSC-klagomål.docx
+++ b/klagomål/A 62414-2023 FSC-klagomål.docx
@@ -944,7 +944,7 @@
     <w:r>
       <w:tab/>
       <w:tab/>
-      <w:t>2026-09-01</w:t>
+      <w:t>2026-09-02</w:t>
       <w:br/>
       <w:br/>
     </w:r>

--- a/klagomål/A 62414-2023 FSC-klagomål.docx
+++ b/klagomål/A 62414-2023 FSC-klagomål.docx
@@ -944,7 +944,7 @@
     <w:r>
       <w:tab/>
       <w:tab/>
-      <w:t>2026-09-02</w:t>
+      <w:t>2026-09-03</w:t>
       <w:br/>
       <w:br/>
     </w:r>

--- a/klagomål/A 62414-2023 FSC-klagomål.docx
+++ b/klagomål/A 62414-2023 FSC-klagomål.docx
@@ -944,7 +944,7 @@
     <w:r>
       <w:tab/>
       <w:tab/>
-      <w:t>2026-09-03</w:t>
+      <w:t>2026-09-04</w:t>
       <w:br/>
       <w:br/>
     </w:r>

--- a/klagomål/A 62414-2023 FSC-klagomål.docx
+++ b/klagomål/A 62414-2023 FSC-klagomål.docx
@@ -944,7 +944,7 @@
     <w:r>
       <w:tab/>
       <w:tab/>
-      <w:t>2026-09-04</w:t>
+      <w:t>2026-09-05</w:t>
       <w:br/>
       <w:br/>
     </w:r>
